--- a/public/templates/民事起诉状.docx
+++ b/public/templates/民事起诉状.docx
@@ -4,11 +4,18 @@
   <w:body>
     <w:p>
       <w:pPr>
-        <w:pStyle w:val="Title"/>
         <w:spacing w:after="400"/>
         <w:jc w:val="center"/>
       </w:pPr>
       <w:r>
+        <w:rPr>
+          <w:rFonts w:ascii="宋体" w:cs="宋体" w:eastAsia="宋体" w:hAnsi="宋体"/>
+          <w:b/>
+          <w:bCs/>
+          <w:color w:val="000000"/>
+          <w:sz w:val="32"/>
+          <w:szCs w:val="32"/>
+        </w:rPr>
         <w:t xml:space="preserve">民事起诉状</w:t>
       </w:r>
     </w:p>
@@ -46,10 +53,17 @@
     <w:p/>
     <w:p>
       <w:pPr>
-        <w:pStyle w:val="Heading1"/>
         <w:spacing w:before="200" w:after="200"/>
       </w:pPr>
       <w:r>
+        <w:rPr>
+          <w:rFonts w:ascii="宋体" w:cs="宋体" w:eastAsia="宋体" w:hAnsi="宋体"/>
+          <w:b/>
+          <w:bCs/>
+          <w:color w:val="000000"/>
+          <w:sz w:val="28"/>
+          <w:szCs w:val="28"/>
+        </w:rPr>
         <w:t xml:space="preserve">诉讼请求：</w:t>
       </w:r>
     </w:p>
@@ -100,10 +114,17 @@
     <w:p/>
     <w:p>
       <w:pPr>
-        <w:pStyle w:val="Heading1"/>
         <w:spacing w:before="200" w:after="200"/>
       </w:pPr>
       <w:r>
+        <w:rPr>
+          <w:rFonts w:ascii="宋体" w:cs="宋体" w:eastAsia="宋体" w:hAnsi="宋体"/>
+          <w:b/>
+          <w:bCs/>
+          <w:color w:val="000000"/>
+          <w:sz w:val="28"/>
+          <w:szCs w:val="28"/>
+        </w:rPr>
         <w:t xml:space="preserve">事实与理由：</w:t>
       </w:r>
     </w:p>

--- a/public/templates/民事起诉状.docx
+++ b/public/templates/民事起诉状.docx
@@ -32,22 +32,37 @@
           <w:sz w:val="24"/>
           <w:szCs w:val="24"/>
         </w:rPr>
-        <w:t xml:space="preserve">原告：{{原告姓名}}，性别：{{性别}}，{{出生日期}}出生，{{民族}}族，住址：{{原告住址}}，联系电话：{{原告电话}}。</w:t>
-      </w:r>
-    </w:p>
-    <w:p>
-      <w:pPr>
-        <w:spacing w:line="360"/>
-        <w:ind w:firstLine="480"/>
-      </w:pPr>
-      <w:r>
-        <w:rPr>
-          <w:rFonts w:ascii="宋体" w:cs="宋体" w:eastAsia="宋体" w:hAnsi="宋体"/>
-          <w:color w:val="FF0000"/>
-          <w:sz w:val="24"/>
-          <w:szCs w:val="24"/>
-        </w:rPr>
-        <w:t xml:space="preserve">被告：{{被告姓名}}，性别：{{性别}}，{{出生日期}}出生，{{民族}}族，住址：{{被告住址}}，联系电话：{{被告电话}}。</w:t>
+        <w:t xml:space="preserve">原告：{{原告姓名}}，{{性别}}，{{出生日期}}出生，{{民族}}族，{{身份证号}}，住址：{{原告住址}}，联系电话：{{原告电话}}。</w:t>
+      </w:r>
+    </w:p>
+    <w:p>
+      <w:pPr>
+        <w:spacing w:line="360"/>
+        <w:ind w:firstLine="480"/>
+      </w:pPr>
+      <w:r>
+        <w:rPr>
+          <w:rFonts w:ascii="宋体" w:cs="宋体" w:eastAsia="宋体" w:hAnsi="宋体"/>
+          <w:color w:val="FF0000"/>
+          <w:sz w:val="24"/>
+          <w:szCs w:val="24"/>
+        </w:rPr>
+        <w:t xml:space="preserve">委托诉讼代理人：{{代理人姓名}}，{{律师事务所名称}}律师。</w:t>
+      </w:r>
+    </w:p>
+    <w:p>
+      <w:pPr>
+        <w:spacing w:line="360"/>
+        <w:ind w:firstLine="480"/>
+      </w:pPr>
+      <w:r>
+        <w:rPr>
+          <w:rFonts w:ascii="宋体" w:cs="宋体" w:eastAsia="宋体" w:hAnsi="宋体"/>
+          <w:color w:val="FF0000"/>
+          <w:sz w:val="24"/>
+          <w:szCs w:val="24"/>
+        </w:rPr>
+        <w:t xml:space="preserve">被告：{{被告姓名}}，{{性别}}，{{出生日期}}出生，{{民族}}族，{{身份证号}}，住址：{{被告住址}}，联系电话：{{被告电话}}。</w:t>
       </w:r>
     </w:p>
     <w:p/>
@@ -130,32 +145,234 @@
     </w:p>
     <w:p>
       <w:pPr>
-        <w:spacing w:line="360"/>
-        <w:ind w:firstLine="480"/>
-      </w:pPr>
-      <w:r>
-        <w:rPr>
-          <w:rFonts w:ascii="宋体" w:cs="宋体" w:eastAsia="宋体" w:hAnsi="宋体"/>
-          <w:color w:val="FF0000"/>
-          <w:sz w:val="24"/>
-          <w:szCs w:val="24"/>
-        </w:rPr>
-        <w:t xml:space="preserve">{{事实与理由}}</w:t>
-      </w:r>
-    </w:p>
-    <w:p/>
-    <w:p>
-      <w:pPr>
-        <w:spacing w:line="360"/>
-        <w:ind w:firstLine="480"/>
-      </w:pPr>
-      <w:r>
-        <w:rPr>
-          <w:rFonts w:ascii="宋体" w:cs="宋体" w:eastAsia="宋体" w:hAnsi="宋体"/>
-          <w:sz w:val="24"/>
-          <w:szCs w:val="24"/>
-        </w:rPr>
-        <w:t xml:space="preserve">综上所述，原告认为被告的行为已严重侵害了原告的合法权益，特向贵院提起诉讼，恳请贵院依法支持原告的诉讼请求，以维护原告的合法权益。</w:t>
+        <w:spacing w:before="200" w:after="200"/>
+      </w:pPr>
+      <w:r>
+        <w:rPr>
+          <w:rFonts w:ascii="宋体" w:cs="宋体" w:eastAsia="宋体" w:hAnsi="宋体"/>
+          <w:b/>
+          <w:bCs/>
+          <w:color w:val="000000"/>
+          <w:sz w:val="28"/>
+          <w:szCs w:val="28"/>
+        </w:rPr>
+        <w:t xml:space="preserve">一、基本事实</w:t>
+      </w:r>
+    </w:p>
+    <w:p>
+      <w:pPr>
+        <w:spacing w:line="360"/>
+        <w:ind w:firstLine="480"/>
+      </w:pPr>
+      <w:r>
+        <w:rPr>
+          <w:rFonts w:ascii="宋体" w:cs="宋体" w:eastAsia="宋体" w:hAnsi="宋体"/>
+          <w:color w:val="FF0000"/>
+          <w:sz w:val="24"/>
+          <w:szCs w:val="24"/>
+        </w:rPr>
+        <w:t xml:space="preserve">{{基本事实描述}}</w:t>
+      </w:r>
+    </w:p>
+    <w:p>
+      <w:pPr>
+        <w:spacing w:line="360"/>
+        <w:ind w:firstLine="480"/>
+      </w:pPr>
+      <w:r>
+        <w:rPr>
+          <w:rFonts w:ascii="宋体" w:cs="宋体" w:eastAsia="宋体" w:hAnsi="宋体"/>
+          <w:color w:val="FF0000"/>
+          <w:sz w:val="24"/>
+          <w:szCs w:val="24"/>
+        </w:rPr>
+        <w:t xml:space="preserve">上述事实有{{证据类型1}}、{{证据类型2}}、{{证据类型3}}等证据材料予以证实（详见证据清单）。</w:t>
+      </w:r>
+    </w:p>
+    <w:p/>
+    <w:p>
+      <w:pPr>
+        <w:spacing w:before="200" w:after="200"/>
+      </w:pPr>
+      <w:r>
+        <w:rPr>
+          <w:rFonts w:ascii="宋体" w:cs="宋体" w:eastAsia="宋体" w:hAnsi="宋体"/>
+          <w:b/>
+          <w:bCs/>
+          <w:color w:val="000000"/>
+          <w:sz w:val="28"/>
+          <w:szCs w:val="28"/>
+        </w:rPr>
+        <w:t xml:space="preserve">二、法律依据</w:t>
+      </w:r>
+    </w:p>
+    <w:p>
+      <w:pPr>
+        <w:spacing w:line="360"/>
+        <w:ind w:firstLine="480"/>
+      </w:pPr>
+      <w:r>
+        <w:rPr>
+          <w:rFonts w:ascii="宋体" w:cs="宋体" w:eastAsia="宋体" w:hAnsi="宋体"/>
+          <w:color w:val="FF0000"/>
+          <w:sz w:val="24"/>
+          <w:szCs w:val="24"/>
+        </w:rPr>
+        <w:t xml:space="preserve">根据《中华人民共和国民法典》第{{条款}}条的规定："{{法律条文内容}}"。</w:t>
+      </w:r>
+    </w:p>
+    <w:p>
+      <w:pPr>
+        <w:spacing w:line="360"/>
+        <w:ind w:firstLine="480"/>
+      </w:pPr>
+      <w:r>
+        <w:rPr>
+          <w:rFonts w:ascii="宋体" w:cs="宋体" w:eastAsia="宋体" w:hAnsi="宋体"/>
+          <w:color w:val="FF0000"/>
+          <w:sz w:val="24"/>
+          <w:szCs w:val="24"/>
+        </w:rPr>
+        <w:t xml:space="preserve">根据《{{相关法律名称}}》第{{条款2}}条的规定："{{法律条文内容2}}"。</w:t>
+      </w:r>
+    </w:p>
+    <w:p>
+      <w:pPr>
+        <w:spacing w:line="360"/>
+        <w:ind w:firstLine="480"/>
+      </w:pPr>
+      <w:r>
+        <w:rPr>
+          <w:rFonts w:ascii="宋体" w:cs="宋体" w:eastAsia="宋体" w:hAnsi="宋体"/>
+          <w:color w:val="FF0000"/>
+          <w:sz w:val="24"/>
+          <w:szCs w:val="24"/>
+        </w:rPr>
+        <w:t xml:space="preserve">根据《最高人民法院关于{{相关司法解释名称}}的解释》第{{司法解释条款}}条的规定："{{司法解释内容}}"。</w:t>
+      </w:r>
+    </w:p>
+    <w:p/>
+    <w:p>
+      <w:pPr>
+        <w:spacing w:before="200" w:after="200"/>
+      </w:pPr>
+      <w:r>
+        <w:rPr>
+          <w:rFonts w:ascii="宋体" w:cs="宋体" w:eastAsia="宋体" w:hAnsi="宋体"/>
+          <w:b/>
+          <w:bCs/>
+          <w:color w:val="000000"/>
+          <w:sz w:val="28"/>
+          <w:szCs w:val="28"/>
+        </w:rPr>
+        <w:t xml:space="preserve">三、诉讼理由</w:t>
+      </w:r>
+    </w:p>
+    <w:p>
+      <w:pPr>
+        <w:spacing w:line="360"/>
+        <w:ind w:firstLine="480"/>
+      </w:pPr>
+      <w:r>
+        <w:rPr>
+          <w:rFonts w:ascii="宋体" w:cs="宋体" w:eastAsia="宋体" w:hAnsi="宋体"/>
+          <w:color w:val="FF0000"/>
+          <w:sz w:val="24"/>
+          <w:szCs w:val="24"/>
+        </w:rPr>
+        <w:t xml:space="preserve">{{诉讼理由}}</w:t>
+      </w:r>
+    </w:p>
+    <w:p/>
+    <w:p>
+      <w:pPr>
+        <w:spacing w:line="360"/>
+        <w:ind w:firstLine="480"/>
+      </w:pPr>
+      <w:r>
+        <w:rPr>
+          <w:rFonts w:ascii="宋体" w:cs="宋体" w:eastAsia="宋体" w:hAnsi="宋体"/>
+          <w:sz w:val="24"/>
+          <w:szCs w:val="24"/>
+        </w:rPr>
+        <w:t xml:space="preserve">综上所述，原告认为被告的行为已严重侵害了原告的合法权益，违反了相关法律规定，依法应当承担相应的法律责任。特向贵院提起诉讼，恳请贵院依法支持原告的诉讼请求，以维护原告的合法权益。</w:t>
+      </w:r>
+    </w:p>
+    <w:p/>
+    <w:p>
+      <w:pPr>
+        <w:spacing w:before="200" w:after="200"/>
+      </w:pPr>
+      <w:r>
+        <w:rPr>
+          <w:rFonts w:ascii="宋体" w:cs="宋体" w:eastAsia="宋体" w:hAnsi="宋体"/>
+          <w:b/>
+          <w:bCs/>
+          <w:color w:val="000000"/>
+          <w:sz w:val="28"/>
+          <w:szCs w:val="28"/>
+        </w:rPr>
+        <w:t xml:space="preserve">证据清单：</w:t>
+      </w:r>
+    </w:p>
+    <w:p>
+      <w:pPr>
+        <w:spacing w:line="360"/>
+        <w:ind w:firstLine="480"/>
+      </w:pPr>
+      <w:r>
+        <w:rPr>
+          <w:rFonts w:ascii="宋体" w:cs="宋体" w:eastAsia="宋体" w:hAnsi="宋体"/>
+          <w:color w:val="FF0000"/>
+          <w:sz w:val="24"/>
+          <w:szCs w:val="24"/>
+        </w:rPr>
+        <w:t xml:space="preserve">1. {{证据1名称}}（{{页数}}页）；</w:t>
+      </w:r>
+    </w:p>
+    <w:p>
+      <w:pPr>
+        <w:spacing w:line="360"/>
+        <w:ind w:firstLine="480"/>
+      </w:pPr>
+      <w:r>
+        <w:rPr>
+          <w:rFonts w:ascii="宋体" w:cs="宋体" w:eastAsia="宋体" w:hAnsi="宋体"/>
+          <w:color w:val="FF0000"/>
+          <w:sz w:val="24"/>
+          <w:szCs w:val="24"/>
+        </w:rPr>
+        <w:t xml:space="preserve">2. {{证据2名称}}（{{页数}}页）；</w:t>
+      </w:r>
+    </w:p>
+    <w:p>
+      <w:pPr>
+        <w:spacing w:line="360"/>
+        <w:ind w:firstLine="480"/>
+      </w:pPr>
+      <w:r>
+        <w:rPr>
+          <w:rFonts w:ascii="宋体" w:cs="宋体" w:eastAsia="宋体" w:hAnsi="宋体"/>
+          <w:color w:val="FF0000"/>
+          <w:sz w:val="24"/>
+          <w:szCs w:val="24"/>
+        </w:rPr>
+        <w:t xml:space="preserve">3. {{证据3名称}}（{{页数}}页）；</w:t>
+      </w:r>
+    </w:p>
+    <w:p>
+      <w:pPr>
+        <w:spacing w:line="360"/>
+        <w:ind w:firstLine="480"/>
+      </w:pPr>
+      <w:r>
+        <w:rPr>
+          <w:rFonts w:ascii="宋体" w:cs="宋体" w:eastAsia="宋体" w:hAnsi="宋体"/>
+          <w:color w:val="FF0000"/>
+          <w:sz w:val="24"/>
+          <w:szCs w:val="24"/>
+        </w:rPr>
+        <w:t xml:space="preserve">4. {{证据4名称}}（{{页数}}页）。</w:t>
       </w:r>
     </w:p>
     <w:p/>
